--- a/deliverables/phase-1/System Context Brief.docx
+++ b/deliverables/phase-1/System Context Brief.docx
@@ -164,7 +164,7 @@
         <w:pStyle w:val="BodyText"/>
       </w:pPr>
       <w:r>
-        <w:t xml:space="preserve">Structurally, the system combines centralized demand management with decentralized supply. A single digital platform governs registration, billing, and access across all four messes, while food production itself is distributed and non-uniform. Kadamba operates its own kitchen and vendor. Palash and Bakul share a vendor: food is cooked centrally at Palash and physically transported to Bakul, which additionally prepares non-vegetarian food on-site, since Palash’s kitchen cannot produce non-vegetarian food at all. Yuktāhār operates independently and is the only mess offering a Jain food registration option. Four different production arrangements are unified only at the registration, billing, and access layer — the mess system is not one kitchen serving one population through one process, but a coordinated platform sitting over four structurally different operations.</w:t>
+        <w:t xml:space="preserve">Structurally, the system combines centralized demand management with decentralized supply. A single digital platform governs registration, billing, and access across all four messes, while food production itself is distributed and non-uniform, and organized around cuisine rather than being interchangeable outlets. Kadamba serves South Indian food, vegetarian and non-vegetarian, and operates its own kitchen and vendor. Palash serves North Indian vegetarian food and cannot produce non-vegetarian food at all. Bakul serves North Indian food, vegetarian and non-vegetarian: its vegetarian food is cooked at Palash and physically transported to Bakul, while its non-vegetarian food is prepared on-site. Yuktāhār serves Jain-oriented food, with a separate Jain registration variant, and operates independently. Food procurement is handled separately by each mess’s own vendor, not centrally. Four different cuisines, kitchens, and procurement arrangements are unified only at the registration, billing, and access layer — the mess system is not one kitchen serving one population through one process, but a coordinated platform sitting over four structurally different operations.</w:t>
       </w:r>
     </w:p>
     <w:p>
@@ -210,13 +210,13 @@
           <w:b/>
           <w:bCs/>
         </w:rPr>
-        <w:t xml:space="preserve">Warden and Mess Committee governance.</w:t>
+        <w:t xml:space="preserve">Warden, Mess Committee, and Mess Office governance.</w:t>
       </w:r>
       <w:r>
         <w:t xml:space="preserve"> </w:t>
       </w:r>
       <w:r>
-        <w:t xml:space="preserve">Vendor management and any operational change to the mess sit with the Warden. Mess-specific decisions, including the menu, sit with the Mess Committee, which incorporates student input on menu content approximately one month ahead of service.</w:t>
+        <w:t xml:space="preserve">Mess governance is split across three actors. The Mess Committee is a policy body, chaired by a faculty member, that sets the menu and mess-specific policy, incorporating student input approximately one month ahead of service. The Mess Office is the operational arm: it places food orders with each vendor on a four-day lead time, administers the registration platform, and issues operational policy changes — a policy change tightening cancellation rules was issued by the Mess Office specifically to reduce staff workload. The Warden holds authority over vendor management and structural changes to the mess; the working relationship between the Warden and the Mess Office is not established.</w:t>
       </w:r>
     </w:p>
     <w:p>
@@ -298,7 +298,7 @@
       <w:r>
         <w:drawing>
           <wp:inline>
-            <wp:extent cx="5334000" cy="1544410"/>
+            <wp:extent cx="5334000" cy="2190750"/>
             <wp:effectExtent b="0" l="0" r="0" t="0"/>
             <wp:docPr descr="Context Map" title="" id="14" name="Picture"/>
             <a:graphic>
@@ -319,7 +319,7 @@
                   <pic:spPr bwMode="auto">
                     <a:xfrm>
                       <a:off x="0" y="0"/>
-                      <a:ext cx="5334000" cy="1544410"/>
+                      <a:ext cx="5334000" cy="2190750"/>
                     </a:xfrm>
                     <a:prstGeom prst="rect">
                       <a:avLst/>
@@ -663,7 +663,7 @@
               <w:pStyle w:val="Compact"/>
             </w:pPr>
             <w:r>
-              <w:t xml:space="preserve">Bakul’s registered attendance is consistently lower, relative to its own capacity, than Kadamba’s.</w:t>
+              <w:t xml:space="preserve">Registered breakfast attendance is markedly lower, relative to capacity, at every mess serving North Indian food (Palash, Bakul) than at Kadamba, the South Indian mess — Kadamba runs 51-79% uptake against 11-36.5% at the North Indian lines.</w:t>
             </w:r>
           </w:p>
         </w:tc>
@@ -674,7 +674,7 @@
               <w:pStyle w:val="Compact"/>
             </w:pPr>
             <w:r>
-              <w:t xml:space="preserve">Bakul is a more recently established mess, physically situated in a converted warehouse rather than a purpose-built dining hall, created specifically to add non-vegetarian capacity once Kadamba’s own capacity was reached; part of its food supply is transported from Palash rather than produced on-site. Kadamba is the original and most established mess.</w:t>
+              <w:t xml:space="preserve">The gap tracks cuisine, not any single mess’s individual circumstances — it holds consistently across three independently operated messes sharing that one variable. Bakul’s status as a newer mess, housed in a converted warehouse with part of its food transported in from Palash, remains a contributing factor, but the cuisine pattern is the stronger and better-evidenced explanation for the low uptake.</w:t>
             </w:r>
           </w:p>
         </w:tc>
@@ -687,7 +687,7 @@
               <w:pStyle w:val="Compact"/>
             </w:pPr>
             <w:r>
-              <w:t xml:space="preserve">Neither students nor mess-side staff describe a visible channel through which mess feedback leads to a change in policy, hours, or operations.</w:t>
+              <w:t xml:space="preserve">Neither students nor mess-side staff describe a specific example of mess feedback leading to a change in policy, hours, or operations.</w:t>
             </w:r>
           </w:p>
         </w:tc>
@@ -698,7 +698,7 @@
               <w:pStyle w:val="Compact"/>
             </w:pPr>
             <w:r>
-              <w:t xml:space="preserve">The Mess Committee’s stated process for student input applies to the menu specifically; no equivalent process exists for structural matters such as operating hours or the billing model. This absence is also why the overlap between breakfast hours and the academic schedule has never been formally raised — there is no established path for a cross-authority issue to be escalated by either side.</w:t>
+              <w:t xml:space="preserve">Three real channels carry student input into the system — an in-app per-meal rating captured after every meal, a public email address for raising mess issues, and coverage of mess problems in Ping, the student publication. None of the three has a confirmed instance of producing a policy change. The overlap between breakfast hours and the academic schedule has never been formally raised for the same reason: there is no established path for a cross-authority issue to be escalated by either side, and no evidence that raising an issue through any existing channel changes an outcome.</w:t>
             </w:r>
           </w:p>
         </w:tc>
@@ -722,7 +722,7 @@
               <w:pStyle w:val="Compact"/>
             </w:pPr>
             <w:r>
-              <w:t xml:space="preserve">The Warden and Mess Committee control mess operations; the academic administration controls class scheduling; neither has authority over the other’s schedule, and no coordination mechanism links the two. A timing conflict between them can persist indefinitely without either side being positioned to resolve it unilaterally.</w:t>
+              <w:t xml:space="preserve">The Mess Committee, Mess Office, and Warden together control mess operations; the academic administration controls class scheduling; neither side has authority over the other’s schedule, and no coordination mechanism links the two. A timing conflict between them can persist indefinitely without either side being positioned to resolve it unilaterally.</w:t>
             </w:r>
           </w:p>
         </w:tc>
@@ -860,7 +860,29 @@
         <w:t xml:space="preserve"> </w:t>
       </w:r>
       <w:r>
-        <w:t xml:space="preserve">— sets the menu and mess-specific policy, incorporating student input approximately one month in advance.</w:t>
+        <w:t xml:space="preserve">— a faculty-chaired policy body that sets the menu and mess-specific policy, incorporating student input approximately one month in advance.</w:t>
+      </w:r>
+    </w:p>
+    <w:p>
+      <w:pPr>
+        <w:pStyle w:val="Compact"/>
+        <w:numPr>
+          <w:ilvl w:val="0"/>
+          <w:numId w:val="1003"/>
+        </w:numPr>
+      </w:pPr>
+      <w:r>
+        <w:rPr>
+          <w:b/>
+          <w:bCs/>
+        </w:rPr>
+        <w:t xml:space="preserve">Mess Office</w:t>
+      </w:r>
+      <w:r>
+        <w:t xml:space="preserve"> </w:t>
+      </w:r>
+      <w:r>
+        <w:t xml:space="preserve">— the operational and administrative arm; places food orders with each vendor, administers the registration platform, and issues operational policy changes.</w:t>
       </w:r>
     </w:p>
     <w:p>
@@ -882,7 +904,7 @@
         <w:t xml:space="preserve"> </w:t>
       </w:r>
       <w:r>
-        <w:t xml:space="preserve">— holds authority over vendor management and any operational change to the mess.</w:t>
+        <w:t xml:space="preserve">— holds authority over vendor management and structural changes to the mess.</w:t>
       </w:r>
     </w:p>
     <w:p>
@@ -904,7 +926,7 @@
         <w:t xml:space="preserve"> </w:t>
       </w:r>
       <w:r>
-        <w:t xml:space="preserve">— Kadamba’s vendor; the shared Palash/Bakul vendor; Yuktāhār’s vendor.</w:t>
+        <w:t xml:space="preserve">— Kadamba’s vendor (South Indian); the shared Palash/Bakul vendor (North Indian); Yuktāhār’s vendor (Jain-oriented).</w:t>
       </w:r>
     </w:p>
     <w:p>
@@ -1014,7 +1036,7 @@
         </w:numPr>
       </w:pPr>
       <w:r>
-        <w:t xml:space="preserve">The Mess Committee and the Office of the Warden, jointly holding mess governance.</w:t>
+        <w:t xml:space="preserve">The Mess Committee (policy), the Mess Office (operations), and the Office of the Warden (vendor management and structural change) — three separate governance actors holding different parts of mess governance.</w:t>
       </w:r>
     </w:p>
     <w:p>
@@ -1026,7 +1048,7 @@
         </w:numPr>
       </w:pPr>
       <w:r>
-        <w:t xml:space="preserve">The academic administration/timetable authority, operating independently with no formal link to mess governance.</w:t>
+        <w:t xml:space="preserve">The academic administration/timetable authority, operating independently with no formal link to any of the three mess-governance actors.</w:t>
       </w:r>
     </w:p>
     <w:p>
@@ -1038,7 +1060,7 @@
         </w:numPr>
       </w:pPr>
       <w:r>
-        <w:t xml:space="preserve">The four mess vendors, operating as independent entities under one shared registration platform.</w:t>
+        <w:t xml:space="preserve">The four mess vendors, each handling its own procurement and cooking, operating as independent entities under one shared registration platform.</w:t>
       </w:r>
     </w:p>
     <w:bookmarkEnd w:id="23"/>
@@ -1227,6 +1249,50 @@
         <w:t xml:space="preserve">— the Mess Committee finalizes the menu approximately one month ahead of service, incorporating student input.</w:t>
       </w:r>
     </w:p>
+    <w:p>
+      <w:pPr>
+        <w:pStyle w:val="Compact"/>
+        <w:numPr>
+          <w:ilvl w:val="0"/>
+          <w:numId w:val="1005"/>
+        </w:numPr>
+      </w:pPr>
+      <w:r>
+        <w:rPr>
+          <w:b/>
+          <w:bCs/>
+        </w:rPr>
+        <w:t xml:space="preserve">Food ordering</w:t>
+      </w:r>
+      <w:r>
+        <w:t xml:space="preserve"> </w:t>
+      </w:r>
+      <w:r>
+        <w:t xml:space="preserve">— the Mess Office places an order with each vendor four days ahead of service; vendors prepare food against that four-day-old figure, not against same-day registration or cancellation activity.</w:t>
+      </w:r>
+    </w:p>
+    <w:p>
+      <w:pPr>
+        <w:pStyle w:val="Compact"/>
+        <w:numPr>
+          <w:ilvl w:val="0"/>
+          <w:numId w:val="1005"/>
+        </w:numPr>
+      </w:pPr>
+      <w:r>
+        <w:rPr>
+          <w:b/>
+          <w:bCs/>
+        </w:rPr>
+        <w:t xml:space="preserve">Feedback intake</w:t>
+      </w:r>
+      <w:r>
+        <w:t xml:space="preserve"> </w:t>
+      </w:r>
+      <w:r>
+        <w:t xml:space="preserve">— student input reaches the system through an in-app per-meal rating, a public email address, and coverage in the student publication Ping; none of the three has a confirmed record of producing a resulting policy change.</w:t>
+      </w:r>
+    </w:p>
     <w:bookmarkEnd w:id="24"/>
     <w:bookmarkStart w:id="25" w:name="resources"/>
     <w:p>
@@ -1270,7 +1336,7 @@
         </w:numPr>
       </w:pPr>
       <w:r>
-        <w:t xml:space="preserve">Per-mess food production capacity, distributed unevenly — Kadamba and Yuktāhār produce on-site; Bakul’s vegetarian supply is transported from Palash while its non-vegetarian food is prepared on-site.</w:t>
+        <w:t xml:space="preserve">Per-mess food production capacity, distributed unevenly by cuisine — Kadamba (South Indian) and Yuktāhār (Jain-oriented) produce on-site; Bakul’s North Indian vegetarian supply is transported from Palash while its non-vegetarian food is prepared on-site; each vendor procures its own ingredients independently.</w:t>
       </w:r>
     </w:p>
     <w:p>
@@ -1364,7 +1430,19 @@
         </w:numPr>
       </w:pPr>
       <w:r>
-        <w:t xml:space="preserve">Governance authority over mess operations rests with the Mess Committee and the Warden; the academic administration has no formal role in mess-related decisions.</w:t>
+        <w:t xml:space="preserve">Governance authority over mess operations is split across the Mess Committee, the Mess Office, and the Warden; the academic administration has no formal role in mess-related decisions.</w:t>
+      </w:r>
+    </w:p>
+    <w:p>
+      <w:pPr>
+        <w:pStyle w:val="Compact"/>
+        <w:numPr>
+          <w:ilvl w:val="0"/>
+          <w:numId w:val="1007"/>
+        </w:numPr>
+      </w:pPr>
+      <w:r>
+        <w:t xml:space="preserve">Vendors order and prepare food against a four-day-old registration figure; nothing in the system lets same-day registration, cancellation, or Skip Meal activity change what is actually cooked.</w:t>
       </w:r>
     </w:p>
     <w:bookmarkEnd w:id="26"/>
@@ -1383,7 +1461,7 @@
         <w:pStyle w:val="FirstParagraph"/>
       </w:pPr>
       <w:r>
-        <w:t xml:space="preserve">Students register for breakfast at a materially higher rate than they attend, converting a portion of registered demand into food that is prepared and paid for but not consumed. The system’s own mechanisms for anticipated non-attendance — cancellation and Skip Meal — return no value to the student in the case of Skip Meal, and require advance knowledge in both cases; an informal resale market has emerged to fill this gap for planned non-attendance, while unplanned non-attendance remains entirely unaddressed.</w:t>
+        <w:t xml:space="preserve">Many students register for breakfast and do not eat it. The meal is still cooked, and the student is still charged.</w:t>
       </w:r>
     </w:p>
     <w:p>
@@ -1391,7 +1469,7 @@
         <w:pStyle w:val="BodyText"/>
       </w:pPr>
       <w:r>
-        <w:t xml:space="preserve">Separately, and not fully overlapping with this pattern, a subset of students do not attend breakfast for reasons independent of the mess system itself — personal dietary practice, sleep schedule, and established habit.</w:t>
+        <w:t xml:space="preserve">The system gives students two ways to avoid this: cancel the registration, or mark it as skipped. Skip Meal returns no money to the student — only cancellation does, and only five times a month per meal. Both require the student to decide in advance. A student who decides at the last minute has no option at all, and that meal is simply wasted. Students have built their own workaround outside the system — reselling registrations to each other — because it pays back more than the system’s own tools do.</w:t>
       </w:r>
     </w:p>
     <w:p>
@@ -1399,7 +1477,11 @@
         <w:pStyle w:val="BodyText"/>
       </w:pPr>
       <w:r>
-        <w:t xml:space="preserve">The central question this raises is whether the registration-and-billing structure itself is producing or reinforcing non-attendance — by rewarding advance commitment without rewarding actual attendance or providing flexibility — or whether it is a neutral backdrop to a pattern driven primarily by factors outside the system’s control, and to what extent the overlap between breakfast hours and the start of the academic day is a contributing factor as opposed to one visible symptom among several independent ones.</w:t>
+        <w:rPr>
+          <w:b/>
+          <w:bCs/>
+        </w:rPr>
+        <w:t xml:space="preserve">The problem: registration does not reliably reflect who is actually going to eat. Why not, and what in the system is causing that gap?</w:t>
       </w:r>
     </w:p>
     <w:bookmarkEnd w:id="28"/>

--- a/deliverables/phase-1/System Context Brief.docx
+++ b/deliverables/phase-1/System Context Brief.docx
@@ -711,7 +711,7 @@
               <w:pStyle w:val="Compact"/>
             </w:pPr>
             <w:r>
-              <w:t xml:space="preserve">Breakfast hours (7:30–9:30 AM) overlap with the start of the academic day (8:30 AM), while the two schedules are set by entirely separate authorities.</w:t>
+              <w:t xml:space="preserve">Breakfast hours (7:30–9:30 AM) overlap with the start of the academic day (8:30 AM), while the two schedules are set by entirely separate authorities. Real interview data confirms this is not only a scheduling inconvenience but an explicit trade-off: a student who wakes late enough to conflict with an 8:30 class reports prioritizing class attendance over breakfast specifically because of the academic attendance policy.</w:t>
             </w:r>
           </w:p>
         </w:tc>
